--- a/CURSO_HTML_CSS/Acesso aos materiais.docx
+++ b/CURSO_HTML_CSS/Acesso aos materiais.docx
@@ -963,6 +963,7 @@
       </w:pPr>
       <w:r>
         <w:rPr>
+          <w:noProof/>
           <w:color w:val="000000" w:themeColor="text1"/>
         </w:rPr>
         <w:drawing>
@@ -1001,6 +1002,221 @@
           </wp:inline>
         </w:drawing>
       </w:r>
+    </w:p>
+    <w:p>
+      <w:pPr>
+        <w:ind w:firstLine="708"/>
+        <w:rPr>
+          <w:color w:val="000000" w:themeColor="text1"/>
+        </w:rPr>
+      </w:pPr>
+    </w:p>
+    <w:p>
+      <w:pPr>
+        <w:ind w:firstLine="708"/>
+        <w:rPr>
+          <w:color w:val="000000" w:themeColor="text1"/>
+        </w:rPr>
+      </w:pPr>
+    </w:p>
+    <w:p>
+      <w:pPr>
+        <w:ind w:firstLine="708"/>
+        <w:rPr>
+          <w:color w:val="000000" w:themeColor="text1"/>
+        </w:rPr>
+      </w:pPr>
+    </w:p>
+    <w:p>
+      <w:pPr>
+        <w:ind w:firstLine="708"/>
+        <w:rPr>
+          <w:color w:val="000000" w:themeColor="text1"/>
+        </w:rPr>
+      </w:pPr>
+    </w:p>
+    <w:p>
+      <w:pPr>
+        <w:ind w:firstLine="708"/>
+        <w:rPr>
+          <w:color w:val="000000" w:themeColor="text1"/>
+        </w:rPr>
+      </w:pPr>
+      <w:r>
+        <w:rPr>
+          <w:color w:val="000000" w:themeColor="text1"/>
+        </w:rPr>
+        <w:lastRenderedPageBreak/>
+        <w:t>REL:</w:t>
+      </w:r>
+    </w:p>
+    <w:p>
+      <w:pPr>
+        <w:ind w:firstLine="708"/>
+        <w:rPr>
+          <w:color w:val="000000" w:themeColor="text1"/>
+        </w:rPr>
+      </w:pPr>
+      <w:r>
+        <w:rPr>
+          <w:color w:val="000000" w:themeColor="text1"/>
+        </w:rPr>
+        <w:t xml:space="preserve">            </w:t>
+      </w:r>
+      <w:r>
+        <w:rPr>
+          <w:color w:val="000000" w:themeColor="text1"/>
+        </w:rPr>
+        <w:t>NEXT para</w:t>
+      </w:r>
+      <w:r>
+        <w:rPr>
+          <w:color w:val="000000" w:themeColor="text1"/>
+        </w:rPr>
+        <w:t xml:space="preserve"> seguir para outra </w:t>
+      </w:r>
+      <w:r>
+        <w:rPr>
+          <w:color w:val="000000" w:themeColor="text1"/>
+        </w:rPr>
+        <w:t>página</w:t>
+      </w:r>
+      <w:r>
+        <w:rPr>
+          <w:color w:val="000000" w:themeColor="text1"/>
+        </w:rPr>
+        <w:t xml:space="preserve"> interna </w:t>
+      </w:r>
+    </w:p>
+    <w:p>
+      <w:pPr>
+        <w:ind w:firstLine="708"/>
+        <w:rPr>
+          <w:color w:val="000000" w:themeColor="text1"/>
+        </w:rPr>
+      </w:pPr>
+      <w:r>
+        <w:rPr>
+          <w:color w:val="000000" w:themeColor="text1"/>
+        </w:rPr>
+        <w:t xml:space="preserve">            PREV voltar para </w:t>
+      </w:r>
+      <w:r>
+        <w:rPr>
+          <w:color w:val="000000" w:themeColor="text1"/>
+        </w:rPr>
+        <w:t>página</w:t>
+      </w:r>
+      <w:r>
+        <w:rPr>
+          <w:color w:val="000000" w:themeColor="text1"/>
+        </w:rPr>
+        <w:t xml:space="preserve"> anterior</w:t>
+      </w:r>
+    </w:p>
+    <w:p>
+      <w:pPr>
+        <w:ind w:firstLine="708"/>
+        <w:rPr>
+          <w:color w:val="000000" w:themeColor="text1"/>
+        </w:rPr>
+      </w:pPr>
+      <w:r>
+        <w:rPr>
+          <w:color w:val="000000" w:themeColor="text1"/>
+        </w:rPr>
+        <w:t xml:space="preserve">            EXTERNAL para acessar </w:t>
+      </w:r>
+      <w:r>
+        <w:rPr>
+          <w:color w:val="000000" w:themeColor="text1"/>
+        </w:rPr>
+        <w:t>uma página externa</w:t>
+      </w:r>
+    </w:p>
+    <w:p>
+      <w:pPr>
+        <w:rPr>
+          <w:color w:val="000000" w:themeColor="text1"/>
+        </w:rPr>
+      </w:pPr>
+      <w:r>
+        <w:rPr>
+          <w:color w:val="000000" w:themeColor="text1"/>
+        </w:rPr>
+        <w:tab/>
+        <w:t>TARGET:</w:t>
+      </w:r>
+    </w:p>
+    <w:p>
+      <w:pPr>
+        <w:ind w:firstLine="708"/>
+        <w:rPr>
+          <w:color w:val="000000" w:themeColor="text1"/>
+        </w:rPr>
+      </w:pPr>
+      <w:r>
+        <w:rPr>
+          <w:color w:val="000000" w:themeColor="text1"/>
+        </w:rPr>
+        <w:t xml:space="preserve">SELF </w:t>
+      </w:r>
+      <w:r>
+        <w:rPr>
+          <w:color w:val="000000" w:themeColor="text1"/>
+        </w:rPr>
+        <w:t>para</w:t>
+      </w:r>
+      <w:r>
+        <w:rPr>
+          <w:color w:val="000000" w:themeColor="text1"/>
+        </w:rPr>
+        <w:t xml:space="preserve"> o acesso seja na mesma </w:t>
+      </w:r>
+      <w:r>
+        <w:rPr>
+          <w:color w:val="000000" w:themeColor="text1"/>
+        </w:rPr>
+        <w:t>página</w:t>
+      </w:r>
+    </w:p>
+    <w:p>
+      <w:pPr>
+        <w:ind w:firstLine="708"/>
+        <w:rPr>
+          <w:color w:val="000000" w:themeColor="text1"/>
+        </w:rPr>
+      </w:pPr>
+      <w:r>
+        <w:rPr>
+          <w:color w:val="000000" w:themeColor="text1"/>
+        </w:rPr>
+        <w:t xml:space="preserve">BLANK para abrir em uma aba externa </w:t>
+      </w:r>
+    </w:p>
+    <w:p>
+      <w:pPr>
+        <w:ind w:firstLine="708"/>
+        <w:rPr>
+          <w:color w:val="000000" w:themeColor="text1"/>
+        </w:rPr>
+      </w:pPr>
+    </w:p>
+    <w:p>
+      <w:pPr>
+        <w:ind w:firstLine="708"/>
+        <w:rPr>
+          <w:color w:val="000000" w:themeColor="text1"/>
+        </w:rPr>
+      </w:pPr>
+    </w:p>
+    <w:p>
+      <w:pPr>
+        <w:ind w:firstLine="708"/>
+        <w:rPr>
+          <w:color w:val="000000" w:themeColor="text1"/>
+        </w:rPr>
+      </w:pPr>
     </w:p>
     <w:sectPr>
       <w:pgSz w:w="11906" w:h="16838"/>
@@ -1615,7 +1831,6 @@
   <w:style w:type="character" w:default="1" w:styleId="Fontepargpadro">
     <w:name w:val="Default Paragraph Font"/>
     <w:uiPriority w:val="1"/>
-    <w:semiHidden/>
     <w:unhideWhenUsed/>
   </w:style>
   <w:style w:type="table" w:default="1" w:styleId="Tabelanormal">
